--- a/Fase 2/Evidencias Individuales/Quijada_Patricio_2.1_APT122_DiarioReflexionFase2.docx
+++ b/Fase 2/Evidencias Individuales/Quijada_Patricio_2.1_APT122_DiarioReflexionFase2.docx
@@ -70,12 +70,12 @@
                 <wp:inline distB="0" distT="0" distL="0" distR="0">
                   <wp:extent cx="393640" cy="444500"/>
                   <wp:effectExtent b="0" l="0" r="0" t="0"/>
-                  <wp:docPr id="17580" name="image1.png"/>
+                  <wp:docPr id="17580" name="image2.png"/>
                   <a:graphic>
                     <a:graphicData uri="http://schemas.openxmlformats.org/drawingml/2006/picture">
                       <pic:pic>
                         <pic:nvPicPr>
-                          <pic:cNvPr id="0" name="image1.png"/>
+                          <pic:cNvPr id="0" name="image2.png"/>
                           <pic:cNvPicPr preferRelativeResize="0"/>
                         </pic:nvPicPr>
                         <pic:blipFill>
@@ -387,7 +387,7 @@
                 <w:szCs w:val="24"/>
                 <w:rtl w:val="0"/>
               </w:rPr>
-              <w:t xml:space="preserve">Lo que mas nos facilito el trabajo fue tener el backlog y los casos de uso bien definidos, porque cada uno sabe que le toca y en que orden. Lo que mas nos dificulto fue que la corrección de la decumentaicon de la Fase 1 tomo mas tiempo de lo esperado, ya que tuvimos que alinear varios documentos entre si, ademas, aprender a usar ML kit Digital</w:t>
+              <w:t xml:space="preserve">Lo que más nos facilitó el trabajo fue tener el backlog y los casos de uso bien definidos, porque cada uno sabe que le toca y en qué orden. Lo que más nos dificulto fue que la corrección de la documentación de la Fase 1 tomo más tiempo de lo esperado, ya que tuvimos que alinear varios documentos entre sí, además, aprender a usar ML kit Digital Ink requiere más pruebas de las que pensamos al inicio.</w:t>
             </w:r>
           </w:p>
           <w:p>
@@ -570,7 +570,6 @@
             <w:pPr>
               <w:jc w:val="both"/>
               <w:rPr>
-                <w:rFonts w:ascii="Calibri" w:cs="Calibri" w:eastAsia="Calibri" w:hAnsi="Calibri"/>
                 <w:b w:val="1"/>
                 <w:bCs w:val="1"/>
                 <w:color w:val="1f4e79"/>
@@ -580,6 +579,59 @@
               <w:rPr>
                 <w:rtl w:val="0"/>
               </w:rPr>
+            </w:r>
+          </w:p>
+          <w:p>
+            <w:pPr>
+              <w:jc w:val="both"/>
+              <w:rPr>
+                <w:b w:val="1"/>
+                <w:bCs w:val="1"/>
+                <w:color w:val="434343"/>
+              </w:rPr>
+            </w:pPr>
+            <w:r>
+              <w:rPr>
+                <w:b w:val="1"/>
+                <w:bCs w:val="1"/>
+                <w:color w:val="434343"/>
+                <w:rtl w:val="0"/>
+              </w:rPr>
+              <w:t xml:space="preserve">Las dificultades de documentación las enfrentamos revisando todos los documentos juntos y tomando decisiones en grupo, por ejemplo, dejar los reportes del docente dentro del MVP.</w:t>
+            </w:r>
+          </w:p>
+          <w:p>
+            <w:pPr>
+              <w:jc w:val="both"/>
+              <w:rPr>
+                <w:b w:val="1"/>
+                <w:bCs w:val="1"/>
+                <w:color w:val="434343"/>
+              </w:rPr>
+            </w:pPr>
+            <w:r>
+              <w:rPr>
+                <w:rtl w:val="0"/>
+              </w:rPr>
+            </w:r>
+          </w:p>
+          <w:p>
+            <w:pPr>
+              <w:jc w:val="both"/>
+              <w:rPr>
+                <w:b w:val="1"/>
+                <w:bCs w:val="1"/>
+                <w:color w:val="434343"/>
+              </w:rPr>
+            </w:pPr>
+            <w:r>
+              <w:rPr>
+                <w:b w:val="1"/>
+                <w:bCs w:val="1"/>
+                <w:color w:val="434343"/>
+                <w:rtl w:val="0"/>
+              </w:rPr>
+              <w:t xml:space="preserve">Para el reconocimiento manuscrito, planeo avanzar en pruebas pequeñas: primero reconocer números del 0 al 9 y luego los signos + y -, probando con distintos trazos tal como indica el plan de trabajo. Si algo se atrasa, lo informaré  a tiempo al grupo para reorganizar las tareas del sprint y no afectar la Carta Gantt.</w:t>
             </w:r>
           </w:p>
           <w:p>
@@ -899,16 +951,43 @@
             <w:pPr>
               <w:jc w:val="both"/>
               <w:rPr>
-                <w:rFonts w:ascii="Calibri" w:cs="Calibri" w:eastAsia="Calibri" w:hAnsi="Calibri"/>
-                <w:b w:val="1"/>
-                <w:bCs w:val="1"/>
-                <w:color w:val="1f4e79"/>
-              </w:rPr>
-            </w:pPr>
-            <w:r>
-              <w:rPr>
-                <w:rtl w:val="0"/>
-              </w:rPr>
+                <w:color w:val="434343"/>
+              </w:rPr>
+            </w:pPr>
+            <w:r>
+              <w:rPr>
+                <w:color w:val="434343"/>
+                <w:rtl w:val="0"/>
+              </w:rPr>
+              <w:t xml:space="preserve">Evalúo mi trabajo de forma positiva. Destaco mi compromiso con las tareas asignadas y mi aporte en el frontend, que es el área donde me siento más seguro gracias a lo aprendido en programación móvil.</w:t>
+            </w:r>
+          </w:p>
+          <w:p>
+            <w:pPr>
+              <w:jc w:val="both"/>
+              <w:rPr>
+                <w:color w:val="434343"/>
+              </w:rPr>
+            </w:pPr>
+            <w:r>
+              <w:rPr>
+                <w:rtl w:val="0"/>
+              </w:rPr>
+            </w:r>
+          </w:p>
+          <w:p>
+            <w:pPr>
+              <w:jc w:val="both"/>
+              <w:rPr>
+                <w:color w:val="434343"/>
+              </w:rPr>
+            </w:pPr>
+            <w:r>
+              <w:rPr>
+                <w:color w:val="434343"/>
+                <w:rtl w:val="0"/>
+              </w:rPr>
+              <w:t xml:space="preserve">Para mejorar, quiero ser más constante en registrar mis avances en GitHub, para que el grupo pueda ver en que estoy y el seguimiento se más fácil.</w:t>
             </w:r>
           </w:p>
           <w:p>
@@ -1086,48 +1165,43 @@
             <w:pPr>
               <w:jc w:val="both"/>
               <w:rPr>
-                <w:rFonts w:ascii="Calibri" w:cs="Calibri" w:eastAsia="Calibri" w:hAnsi="Calibri"/>
-                <w:b w:val="1"/>
-                <w:bCs w:val="1"/>
-                <w:color w:val="1f4e79"/>
-              </w:rPr>
-            </w:pPr>
-            <w:r>
-              <w:rPr>
-                <w:rtl w:val="0"/>
-              </w:rPr>
-            </w:r>
-          </w:p>
-          <w:p>
-            <w:pPr>
-              <w:jc w:val="both"/>
-              <w:rPr>
-                <w:rFonts w:ascii="Calibri" w:cs="Calibri" w:eastAsia="Calibri" w:hAnsi="Calibri"/>
-                <w:b w:val="1"/>
-                <w:bCs w:val="1"/>
-                <w:color w:val="1f4e79"/>
-              </w:rPr>
-            </w:pPr>
-            <w:r>
-              <w:rPr>
-                <w:rtl w:val="0"/>
-              </w:rPr>
-            </w:r>
-          </w:p>
-          <w:p>
-            <w:pPr>
-              <w:jc w:val="both"/>
-              <w:rPr>
-                <w:rFonts w:ascii="Calibri" w:cs="Calibri" w:eastAsia="Calibri" w:hAnsi="Calibri"/>
-                <w:b w:val="1"/>
-                <w:bCs w:val="1"/>
-                <w:color w:val="1f4e79"/>
-              </w:rPr>
-            </w:pPr>
-            <w:r>
-              <w:rPr>
-                <w:rtl w:val="0"/>
-              </w:rPr>
+                <w:color w:val="434343"/>
+              </w:rPr>
+            </w:pPr>
+            <w:r>
+              <w:rPr>
+                <w:color w:val="434343"/>
+                <w:rtl w:val="0"/>
+              </w:rPr>
+              <w:t xml:space="preserve">Mi principal inquietud es si el reconocimiento manuscrito tendrá la precisión suficiente con la escritura de niños de 1 a 2 básico, que suele ser irregular. También me preocupa que el tiempo alcance para el Sprint 3, que concentra varias funcionalidades (apoyos con IA, modo offline, salas y reportes).</w:t>
+            </w:r>
+          </w:p>
+          <w:p>
+            <w:pPr>
+              <w:jc w:val="both"/>
+              <w:rPr>
+                <w:color w:val="434343"/>
+              </w:rPr>
+            </w:pPr>
+            <w:r>
+              <w:rPr>
+                <w:rtl w:val="0"/>
+              </w:rPr>
+            </w:r>
+          </w:p>
+          <w:p>
+            <w:pPr>
+              <w:jc w:val="both"/>
+              <w:rPr>
+                <w:color w:val="434343"/>
+              </w:rPr>
+            </w:pPr>
+            <w:r>
+              <w:rPr>
+                <w:color w:val="434343"/>
+                <w:rtl w:val="0"/>
+              </w:rPr>
+              <w:t xml:space="preserve">Mi pregunta: ¿Qué nivel de precisión del reconocimiento manuscrito se considera aceptable para la validación con el cliente?</w:t>
             </w:r>
           </w:p>
           <w:p>
@@ -1295,15 +1369,53 @@
             <w:pPr>
               <w:jc w:val="both"/>
               <w:rPr>
-                <w:color w:val="767171"/>
-                <w:sz w:val="24"/>
-                <w:szCs w:val="24"/>
-              </w:rPr>
-            </w:pPr>
-            <w:r>
-              <w:rPr>
-                <w:rtl w:val="0"/>
-              </w:rPr>
+                <w:color w:val="434343"/>
+                <w:sz w:val="24"/>
+                <w:szCs w:val="24"/>
+              </w:rPr>
+            </w:pPr>
+            <w:r>
+              <w:rPr>
+                <w:color w:val="434343"/>
+                <w:sz w:val="24"/>
+                <w:szCs w:val="24"/>
+                <w:rtl w:val="0"/>
+              </w:rPr>
+              <w:t xml:space="preserve">Por ahora consideramos que la distribución actual funciona bien, porque cada integrante trabaja en las áreas donde tiene más fortalezas. Sin embargo, como el Sprint 3 tiene más carga, proponemos que quien termine antes sus tareas del Sprint 2 apoye en el modo offline y la sincronización.</w:t>
+            </w:r>
+          </w:p>
+          <w:p>
+            <w:pPr>
+              <w:jc w:val="both"/>
+              <w:rPr>
+                <w:color w:val="434343"/>
+                <w:sz w:val="24"/>
+                <w:szCs w:val="24"/>
+              </w:rPr>
+            </w:pPr>
+            <w:r>
+              <w:rPr>
+                <w:rtl w:val="0"/>
+              </w:rPr>
+            </w:r>
+          </w:p>
+          <w:p>
+            <w:pPr>
+              <w:jc w:val="both"/>
+              <w:rPr>
+                <w:color w:val="434343"/>
+                <w:sz w:val="24"/>
+                <w:szCs w:val="24"/>
+              </w:rPr>
+            </w:pPr>
+            <w:r>
+              <w:rPr>
+                <w:color w:val="434343"/>
+                <w:sz w:val="24"/>
+                <w:szCs w:val="24"/>
+                <w:rtl w:val="0"/>
+              </w:rPr>
+              <w:t xml:space="preserve">Como nueva actividad, proponemos asignar un responsable para preparar los datos de prueba con trazos de escritura reales, que me puedo encargar yo junto a  Matias.</w:t>
             </w:r>
           </w:p>
           <w:p>
@@ -1482,6 +1594,59 @@
               <w:rPr>
                 <w:rtl w:val="0"/>
               </w:rPr>
+            </w:r>
+          </w:p>
+          <w:p>
+            <w:pPr>
+              <w:jc w:val="both"/>
+              <w:rPr>
+                <w:color w:val="434343"/>
+                <w:sz w:val="24"/>
+                <w:szCs w:val="24"/>
+              </w:rPr>
+            </w:pPr>
+            <w:r>
+              <w:rPr>
+                <w:color w:val="434343"/>
+                <w:sz w:val="24"/>
+                <w:szCs w:val="24"/>
+                <w:rtl w:val="0"/>
+              </w:rPr>
+              <w:t xml:space="preserve">Evaluamos el trabajo en grupo de forma positiva. Destacamos la buena comunicación, el apoyo entre nosotros y que las decisiones importantes, como el alcance del MVP, se tomaron en conjunto.</w:t>
+            </w:r>
+          </w:p>
+          <w:p>
+            <w:pPr>
+              <w:jc w:val="both"/>
+              <w:rPr>
+                <w:color w:val="434343"/>
+                <w:sz w:val="24"/>
+                <w:szCs w:val="24"/>
+              </w:rPr>
+            </w:pPr>
+            <w:r>
+              <w:rPr>
+                <w:rtl w:val="0"/>
+              </w:rPr>
+            </w:r>
+          </w:p>
+          <w:p>
+            <w:pPr>
+              <w:jc w:val="both"/>
+              <w:rPr>
+                <w:color w:val="434343"/>
+                <w:sz w:val="24"/>
+                <w:szCs w:val="24"/>
+              </w:rPr>
+            </w:pPr>
+            <w:r>
+              <w:rPr>
+                <w:color w:val="434343"/>
+                <w:sz w:val="24"/>
+                <w:szCs w:val="24"/>
+                <w:rtl w:val="0"/>
+              </w:rPr>
+              <w:t xml:space="preserve">Como aspectos a mejorar, debemos revisar los documentos de manera más cruzada antes de entregarlos, porque algunos cambios se hacían en un documento y no en los demás. También queremos mantener reuniones cortas al inicio de cada sprint para revisar avances y detectar problemas a tiempo.</w:t>
             </w:r>
           </w:p>
           <w:p>
@@ -2225,12 +2390,12 @@
               <wp:inline distB="0" distT="0" distL="0" distR="0">
                 <wp:extent cx="361950" cy="581025"/>
                 <wp:effectExtent b="0" l="0" r="0" t="0"/>
-                <wp:docPr id="17581" name="image2.png"/>
+                <wp:docPr id="17581" name="image1.png"/>
                 <a:graphic>
                   <a:graphicData uri="http://schemas.openxmlformats.org/drawingml/2006/picture">
                     <pic:pic>
                       <pic:nvPicPr>
-                        <pic:cNvPr id="0" name="image2.png"/>
+                        <pic:cNvPr id="0" name="image1.png"/>
                         <pic:cNvPicPr preferRelativeResize="0"/>
                       </pic:nvPicPr>
                       <pic:blipFill>
